--- a/【参数】跨境电商客服AI实训智能体-修改2.docx
+++ b/【参数】跨境电商客服AI实训智能体-修改2.docx
@@ -66,12 +66,6 @@
             <w:insideH w:val="single" w:color="auto" w:sz="4" w:space="0"/>
             <w:insideV w:val="single" w:color="auto" w:sz="4" w:space="0"/>
           </w:tblBorders>
-          <w:tblCellMar>
-            <w:top w:w="0" w:type="dxa"/>
-            <w:left w:w="108" w:type="dxa"/>
-            <w:bottom w:w="0" w:type="dxa"/>
-            <w:right w:w="108" w:type="dxa"/>
-          </w:tblCellMar>
         </w:tblPrEx>
         <w:tc>
           <w:tcPr>
@@ -1217,7 +1211,7 @@
                 <w:vertAlign w:val="baseline"/>
                 <w:lang w:val="en-US" w:eastAsia="zh-CN"/>
               </w:rPr>
-              <w:t>订单管理：提供订单列表与订单详情面板，详情面板含订单详情、物流、评价三个页签：</w:t>
+              <w:t>订单管理：提供订单列表与订单详情面板，面板含订单详情、物流、评价三个页签：</w:t>
             </w:r>
           </w:p>
           <w:p>
@@ -2049,7 +2043,23 @@
                 <w:vertAlign w:val="baseline"/>
                 <w:lang w:val="en-US" w:eastAsia="zh-CN"/>
               </w:rPr>
-              <w:t>（2）对话回放与评分：提供对话回放，按不少于6个维度自动评分并生成评语，支持人工复核与报表导出。</w:t>
+              <w:t>（2）对话回放与评分：提供对话回放，按不少于6个</w:t>
+            </w:r>
+            <w:bookmarkStart w:id="0" w:name="_GoBack"/>
+            <w:bookmarkEnd w:id="0"/>
+            <w:r>
+              <w:rPr>
+                <w:rFonts w:hint="eastAsia" w:ascii="宋体" w:hAnsi="宋体" w:eastAsia="宋体" w:cs="宋体"/>
+                <w:b w:val="0"/>
+                <w:bCs w:val="0"/>
+                <w:kern w:val="2"/>
+                <w:sz w:val="21"/>
+                <w:szCs w:val="21"/>
+                <w:highlight w:val="none"/>
+                <w:vertAlign w:val="baseline"/>
+                <w:lang w:val="en-US" w:eastAsia="zh-CN"/>
+              </w:rPr>
+              <w:t>维度自动评分并生成评语，支持人工复核与报表导出。</w:t>
             </w:r>
           </w:p>
           <w:p>
@@ -3578,8 +3588,6 @@
               </w:rPr>
               <w:t>部署说明。</w:t>
             </w:r>
-            <w:bookmarkStart w:id="0" w:name="_GoBack"/>
-            <w:bookmarkEnd w:id="0"/>
           </w:p>
         </w:tc>
       </w:tr>
